--- a/tuntitutka/downloads/nayton-dokumentointipohjat.docx
+++ b/tuntitutka/downloads/nayton-dokumentointipohjat.docx
@@ -4,7 +4,7 @@
   <w:body>
     <w:p>
       <w:pPr>
-        <w:spacing w:after="120" w:before="200"/>
+        <w:spacing w:before="200" w:after="120"/>
       </w:pPr>
       <w:r>
         <w:rPr>
@@ -33,7 +33,7 @@
     <w:p>
       <w:pPr>
         <w:pStyle w:val="Heading1"/>
-        <w:spacing w:after="160" w:before="320"/>
+        <w:spacing w:before="320" w:after="160"/>
       </w:pPr>
       <w:r>
         <w:rPr>
@@ -199,7 +199,6 @@
                 <w:sz w:val="19"/>
                 <w:szCs w:val="19"/>
               </w:rPr>
-              <w:t xml:space="preserve"/>
             </w:r>
           </w:p>
         </w:tc>
@@ -222,7 +221,6 @@
                 <w:sz w:val="19"/>
                 <w:szCs w:val="19"/>
               </w:rPr>
-              <w:t xml:space="preserve"/>
             </w:r>
           </w:p>
         </w:tc>
@@ -270,7 +268,6 @@
                 <w:sz w:val="19"/>
                 <w:szCs w:val="19"/>
               </w:rPr>
-              <w:t xml:space="preserve"/>
             </w:r>
           </w:p>
         </w:tc>
@@ -293,7 +290,6 @@
                 <w:sz w:val="19"/>
                 <w:szCs w:val="19"/>
               </w:rPr>
-              <w:t xml:space="preserve"/>
             </w:r>
           </w:p>
         </w:tc>
@@ -341,7 +337,6 @@
                 <w:sz w:val="19"/>
                 <w:szCs w:val="19"/>
               </w:rPr>
-              <w:t xml:space="preserve"/>
             </w:r>
           </w:p>
         </w:tc>
@@ -364,7 +359,6 @@
                 <w:sz w:val="19"/>
                 <w:szCs w:val="19"/>
               </w:rPr>
-              <w:t xml:space="preserve"/>
             </w:r>
           </w:p>
         </w:tc>
@@ -412,7 +406,6 @@
                 <w:sz w:val="19"/>
                 <w:szCs w:val="19"/>
               </w:rPr>
-              <w:t xml:space="preserve"/>
             </w:r>
           </w:p>
         </w:tc>
@@ -435,7 +428,6 @@
                 <w:sz w:val="19"/>
                 <w:szCs w:val="19"/>
               </w:rPr>
-              <w:t xml:space="preserve"/>
             </w:r>
           </w:p>
         </w:tc>
@@ -483,7 +475,6 @@
                 <w:sz w:val="19"/>
                 <w:szCs w:val="19"/>
               </w:rPr>
-              <w:t xml:space="preserve"/>
             </w:r>
           </w:p>
         </w:tc>
@@ -506,7 +497,6 @@
                 <w:sz w:val="19"/>
                 <w:szCs w:val="19"/>
               </w:rPr>
-              <w:t xml:space="preserve"/>
             </w:r>
           </w:p>
         </w:tc>
@@ -554,7 +544,6 @@
                 <w:sz w:val="19"/>
                 <w:szCs w:val="19"/>
               </w:rPr>
-              <w:t xml:space="preserve"/>
             </w:r>
           </w:p>
         </w:tc>
@@ -577,7 +566,6 @@
                 <w:sz w:val="19"/>
                 <w:szCs w:val="19"/>
               </w:rPr>
-              <w:t xml:space="preserve"/>
             </w:r>
           </w:p>
         </w:tc>
@@ -591,7 +579,7 @@
     <w:p>
       <w:pPr>
         <w:pStyle w:val="Heading1"/>
-        <w:spacing w:after="160" w:before="320"/>
+        <w:spacing w:before="320" w:after="160"/>
       </w:pPr>
       <w:r>
         <w:rPr>
@@ -799,7 +787,7 @@
     <w:p>
       <w:pPr>
         <w:pStyle w:val="Heading1"/>
-        <w:spacing w:after="160" w:before="320"/>
+        <w:spacing w:before="320" w:after="160"/>
       </w:pPr>
       <w:r>
         <w:rPr>
@@ -872,7 +860,6 @@
                 <w:sz w:val="19"/>
                 <w:szCs w:val="19"/>
               </w:rPr>
-              <w:t xml:space="preserve"/>
             </w:r>
           </w:p>
         </w:tc>
@@ -923,7 +910,6 @@
                 <w:sz w:val="19"/>
                 <w:szCs w:val="19"/>
               </w:rPr>
-              <w:t xml:space="preserve"/>
             </w:r>
           </w:p>
         </w:tc>
@@ -974,7 +960,6 @@
                 <w:sz w:val="19"/>
                 <w:szCs w:val="19"/>
               </w:rPr>
-              <w:t xml:space="preserve"/>
             </w:r>
           </w:p>
         </w:tc>
@@ -1025,7 +1010,6 @@
                 <w:sz w:val="19"/>
                 <w:szCs w:val="19"/>
               </w:rPr>
-              <w:t xml:space="preserve"/>
             </w:r>
           </w:p>
         </w:tc>
@@ -1076,7 +1060,6 @@
                 <w:sz w:val="19"/>
                 <w:szCs w:val="19"/>
               </w:rPr>
-              <w:t xml:space="preserve"/>
             </w:r>
           </w:p>
         </w:tc>
@@ -1127,7 +1110,6 @@
                 <w:sz w:val="19"/>
                 <w:szCs w:val="19"/>
               </w:rPr>
-              <w:t xml:space="preserve"/>
             </w:r>
           </w:p>
         </w:tc>
@@ -1156,7 +1138,7 @@
     <w:p>
       <w:pPr>
         <w:pStyle w:val="Heading1"/>
-        <w:spacing w:after="160" w:before="320"/>
+        <w:spacing w:before="320" w:after="160"/>
       </w:pPr>
       <w:r>
         <w:rPr>
@@ -1391,7 +1373,6 @@
                 <w:sz w:val="19"/>
                 <w:szCs w:val="19"/>
               </w:rPr>
-              <w:t xml:space="preserve"/>
             </w:r>
           </w:p>
         </w:tc>
@@ -1414,7 +1395,6 @@
                 <w:sz w:val="19"/>
                 <w:szCs w:val="19"/>
               </w:rPr>
-              <w:t xml:space="preserve"/>
             </w:r>
           </w:p>
         </w:tc>
@@ -1437,7 +1417,6 @@
                 <w:sz w:val="19"/>
                 <w:szCs w:val="19"/>
               </w:rPr>
-              <w:t xml:space="preserve"/>
             </w:r>
           </w:p>
         </w:tc>
@@ -1460,7 +1439,6 @@
                 <w:sz w:val="19"/>
                 <w:szCs w:val="19"/>
               </w:rPr>
-              <w:t xml:space="preserve"/>
             </w:r>
           </w:p>
         </w:tc>
@@ -1483,7 +1461,6 @@
                 <w:sz w:val="19"/>
                 <w:szCs w:val="19"/>
               </w:rPr>
-              <w:t xml:space="preserve"/>
             </w:r>
           </w:p>
         </w:tc>
@@ -1531,7 +1508,6 @@
                 <w:sz w:val="19"/>
                 <w:szCs w:val="19"/>
               </w:rPr>
-              <w:t xml:space="preserve"/>
             </w:r>
           </w:p>
         </w:tc>
@@ -1554,7 +1530,6 @@
                 <w:sz w:val="19"/>
                 <w:szCs w:val="19"/>
               </w:rPr>
-              <w:t xml:space="preserve"/>
             </w:r>
           </w:p>
         </w:tc>
@@ -1577,7 +1552,6 @@
                 <w:sz w:val="19"/>
                 <w:szCs w:val="19"/>
               </w:rPr>
-              <w:t xml:space="preserve"/>
             </w:r>
           </w:p>
         </w:tc>
@@ -1600,7 +1574,6 @@
                 <w:sz w:val="19"/>
                 <w:szCs w:val="19"/>
               </w:rPr>
-              <w:t xml:space="preserve"/>
             </w:r>
           </w:p>
         </w:tc>
@@ -1623,7 +1596,6 @@
                 <w:sz w:val="19"/>
                 <w:szCs w:val="19"/>
               </w:rPr>
-              <w:t xml:space="preserve"/>
             </w:r>
           </w:p>
         </w:tc>
@@ -1671,7 +1643,6 @@
                 <w:sz w:val="19"/>
                 <w:szCs w:val="19"/>
               </w:rPr>
-              <w:t xml:space="preserve"/>
             </w:r>
           </w:p>
         </w:tc>
@@ -1694,7 +1665,6 @@
                 <w:sz w:val="19"/>
                 <w:szCs w:val="19"/>
               </w:rPr>
-              <w:t xml:space="preserve"/>
             </w:r>
           </w:p>
         </w:tc>
@@ -1717,7 +1687,6 @@
                 <w:sz w:val="19"/>
                 <w:szCs w:val="19"/>
               </w:rPr>
-              <w:t xml:space="preserve"/>
             </w:r>
           </w:p>
         </w:tc>
@@ -1740,7 +1709,6 @@
                 <w:sz w:val="19"/>
                 <w:szCs w:val="19"/>
               </w:rPr>
-              <w:t xml:space="preserve"/>
             </w:r>
           </w:p>
         </w:tc>
@@ -1763,7 +1731,6 @@
                 <w:sz w:val="19"/>
                 <w:szCs w:val="19"/>
               </w:rPr>
-              <w:t xml:space="preserve"/>
             </w:r>
           </w:p>
         </w:tc>
@@ -1811,7 +1778,6 @@
                 <w:sz w:val="19"/>
                 <w:szCs w:val="19"/>
               </w:rPr>
-              <w:t xml:space="preserve"/>
             </w:r>
           </w:p>
         </w:tc>
@@ -1834,7 +1800,6 @@
                 <w:sz w:val="19"/>
                 <w:szCs w:val="19"/>
               </w:rPr>
-              <w:t xml:space="preserve"/>
             </w:r>
           </w:p>
         </w:tc>
@@ -1857,7 +1822,6 @@
                 <w:sz w:val="19"/>
                 <w:szCs w:val="19"/>
               </w:rPr>
-              <w:t xml:space="preserve"/>
             </w:r>
           </w:p>
         </w:tc>
@@ -1880,7 +1844,6 @@
                 <w:sz w:val="19"/>
                 <w:szCs w:val="19"/>
               </w:rPr>
-              <w:t xml:space="preserve"/>
             </w:r>
           </w:p>
         </w:tc>
@@ -1903,7 +1866,6 @@
                 <w:sz w:val="19"/>
                 <w:szCs w:val="19"/>
               </w:rPr>
-              <w:t xml:space="preserve"/>
             </w:r>
           </w:p>
         </w:tc>
@@ -1951,7 +1913,6 @@
                 <w:sz w:val="19"/>
                 <w:szCs w:val="19"/>
               </w:rPr>
-              <w:t xml:space="preserve"/>
             </w:r>
           </w:p>
         </w:tc>
@@ -1974,7 +1935,6 @@
                 <w:sz w:val="19"/>
                 <w:szCs w:val="19"/>
               </w:rPr>
-              <w:t xml:space="preserve"/>
             </w:r>
           </w:p>
         </w:tc>
@@ -1997,7 +1957,6 @@
                 <w:sz w:val="19"/>
                 <w:szCs w:val="19"/>
               </w:rPr>
-              <w:t xml:space="preserve"/>
             </w:r>
           </w:p>
         </w:tc>
@@ -2020,7 +1979,6 @@
                 <w:sz w:val="19"/>
                 <w:szCs w:val="19"/>
               </w:rPr>
-              <w:t xml:space="preserve"/>
             </w:r>
           </w:p>
         </w:tc>
@@ -2043,7 +2001,6 @@
                 <w:sz w:val="19"/>
                 <w:szCs w:val="19"/>
               </w:rPr>
-              <w:t xml:space="preserve"/>
             </w:r>
           </w:p>
         </w:tc>
@@ -2091,7 +2048,6 @@
                 <w:sz w:val="19"/>
                 <w:szCs w:val="19"/>
               </w:rPr>
-              <w:t xml:space="preserve"/>
             </w:r>
           </w:p>
         </w:tc>
@@ -2114,7 +2070,6 @@
                 <w:sz w:val="19"/>
                 <w:szCs w:val="19"/>
               </w:rPr>
-              <w:t xml:space="preserve"/>
             </w:r>
           </w:p>
         </w:tc>
@@ -2137,7 +2092,6 @@
                 <w:sz w:val="19"/>
                 <w:szCs w:val="19"/>
               </w:rPr>
-              <w:t xml:space="preserve"/>
             </w:r>
           </w:p>
         </w:tc>
@@ -2160,7 +2114,6 @@
                 <w:sz w:val="19"/>
                 <w:szCs w:val="19"/>
               </w:rPr>
-              <w:t xml:space="preserve"/>
             </w:r>
           </w:p>
         </w:tc>
@@ -2183,7 +2136,6 @@
                 <w:sz w:val="19"/>
                 <w:szCs w:val="19"/>
               </w:rPr>
-              <w:t xml:space="preserve"/>
             </w:r>
           </w:p>
         </w:tc>
@@ -2231,7 +2183,6 @@
                 <w:sz w:val="19"/>
                 <w:szCs w:val="19"/>
               </w:rPr>
-              <w:t xml:space="preserve"/>
             </w:r>
           </w:p>
         </w:tc>
@@ -2254,7 +2205,6 @@
                 <w:sz w:val="19"/>
                 <w:szCs w:val="19"/>
               </w:rPr>
-              <w:t xml:space="preserve"/>
             </w:r>
           </w:p>
         </w:tc>
@@ -2277,7 +2227,6 @@
                 <w:sz w:val="19"/>
                 <w:szCs w:val="19"/>
               </w:rPr>
-              <w:t xml:space="preserve"/>
             </w:r>
           </w:p>
         </w:tc>
@@ -2300,7 +2249,6 @@
                 <w:sz w:val="19"/>
                 <w:szCs w:val="19"/>
               </w:rPr>
-              <w:t xml:space="preserve"/>
             </w:r>
           </w:p>
         </w:tc>
@@ -2323,7 +2271,6 @@
                 <w:sz w:val="19"/>
                 <w:szCs w:val="19"/>
               </w:rPr>
-              <w:t xml:space="preserve"/>
             </w:r>
           </w:p>
         </w:tc>
@@ -2371,7 +2318,6 @@
                 <w:sz w:val="19"/>
                 <w:szCs w:val="19"/>
               </w:rPr>
-              <w:t xml:space="preserve"/>
             </w:r>
           </w:p>
         </w:tc>
@@ -2394,7 +2340,6 @@
                 <w:sz w:val="19"/>
                 <w:szCs w:val="19"/>
               </w:rPr>
-              <w:t xml:space="preserve"/>
             </w:r>
           </w:p>
         </w:tc>
@@ -2417,7 +2362,6 @@
                 <w:sz w:val="19"/>
                 <w:szCs w:val="19"/>
               </w:rPr>
-              <w:t xml:space="preserve"/>
             </w:r>
           </w:p>
         </w:tc>
@@ -2440,7 +2384,6 @@
                 <w:sz w:val="19"/>
                 <w:szCs w:val="19"/>
               </w:rPr>
-              <w:t xml:space="preserve"/>
             </w:r>
           </w:p>
         </w:tc>
@@ -2463,7 +2406,6 @@
                 <w:sz w:val="19"/>
                 <w:szCs w:val="19"/>
               </w:rPr>
-              <w:t xml:space="preserve"/>
             </w:r>
           </w:p>
         </w:tc>
@@ -2511,7 +2453,6 @@
                 <w:sz w:val="19"/>
                 <w:szCs w:val="19"/>
               </w:rPr>
-              <w:t xml:space="preserve"/>
             </w:r>
           </w:p>
         </w:tc>
@@ -2534,7 +2475,6 @@
                 <w:sz w:val="19"/>
                 <w:szCs w:val="19"/>
               </w:rPr>
-              <w:t xml:space="preserve"/>
             </w:r>
           </w:p>
         </w:tc>
@@ -2557,7 +2497,6 @@
                 <w:sz w:val="19"/>
                 <w:szCs w:val="19"/>
               </w:rPr>
-              <w:t xml:space="preserve"/>
             </w:r>
           </w:p>
         </w:tc>
@@ -2580,7 +2519,6 @@
                 <w:sz w:val="19"/>
                 <w:szCs w:val="19"/>
               </w:rPr>
-              <w:t xml:space="preserve"/>
             </w:r>
           </w:p>
         </w:tc>
@@ -2603,7 +2541,6 @@
                 <w:sz w:val="19"/>
                 <w:szCs w:val="19"/>
               </w:rPr>
-              <w:t xml:space="preserve"/>
             </w:r>
           </w:p>
         </w:tc>
@@ -2651,7 +2588,6 @@
                 <w:sz w:val="19"/>
                 <w:szCs w:val="19"/>
               </w:rPr>
-              <w:t xml:space="preserve"/>
             </w:r>
           </w:p>
         </w:tc>
@@ -2674,7 +2610,6 @@
                 <w:sz w:val="19"/>
                 <w:szCs w:val="19"/>
               </w:rPr>
-              <w:t xml:space="preserve"/>
             </w:r>
           </w:p>
         </w:tc>
@@ -2697,7 +2632,6 @@
                 <w:sz w:val="19"/>
                 <w:szCs w:val="19"/>
               </w:rPr>
-              <w:t xml:space="preserve"/>
             </w:r>
           </w:p>
         </w:tc>
@@ -2720,7 +2654,6 @@
                 <w:sz w:val="19"/>
                 <w:szCs w:val="19"/>
               </w:rPr>
-              <w:t xml:space="preserve"/>
             </w:r>
           </w:p>
         </w:tc>
@@ -2743,7 +2676,6 @@
                 <w:sz w:val="19"/>
                 <w:szCs w:val="19"/>
               </w:rPr>
-              <w:t xml:space="preserve"/>
             </w:r>
           </w:p>
         </w:tc>
@@ -2791,7 +2723,6 @@
                 <w:sz w:val="19"/>
                 <w:szCs w:val="19"/>
               </w:rPr>
-              <w:t xml:space="preserve"/>
             </w:r>
           </w:p>
         </w:tc>
@@ -2814,7 +2745,6 @@
                 <w:sz w:val="19"/>
                 <w:szCs w:val="19"/>
               </w:rPr>
-              <w:t xml:space="preserve"/>
             </w:r>
           </w:p>
         </w:tc>
@@ -2837,7 +2767,6 @@
                 <w:sz w:val="19"/>
                 <w:szCs w:val="19"/>
               </w:rPr>
-              <w:t xml:space="preserve"/>
             </w:r>
           </w:p>
         </w:tc>
@@ -2860,7 +2789,6 @@
                 <w:sz w:val="19"/>
                 <w:szCs w:val="19"/>
               </w:rPr>
-              <w:t xml:space="preserve"/>
             </w:r>
           </w:p>
         </w:tc>
@@ -2883,7 +2811,6 @@
                 <w:sz w:val="19"/>
                 <w:szCs w:val="19"/>
               </w:rPr>
-              <w:t xml:space="preserve"/>
             </w:r>
           </w:p>
         </w:tc>
@@ -2931,7 +2858,6 @@
                 <w:sz w:val="19"/>
                 <w:szCs w:val="19"/>
               </w:rPr>
-              <w:t xml:space="preserve"/>
             </w:r>
           </w:p>
         </w:tc>
@@ -2954,7 +2880,6 @@
                 <w:sz w:val="19"/>
                 <w:szCs w:val="19"/>
               </w:rPr>
-              <w:t xml:space="preserve"/>
             </w:r>
           </w:p>
         </w:tc>
@@ -2977,7 +2902,6 @@
                 <w:sz w:val="19"/>
                 <w:szCs w:val="19"/>
               </w:rPr>
-              <w:t xml:space="preserve"/>
             </w:r>
           </w:p>
         </w:tc>
@@ -3000,7 +2924,6 @@
                 <w:sz w:val="19"/>
                 <w:szCs w:val="19"/>
               </w:rPr>
-              <w:t xml:space="preserve"/>
             </w:r>
           </w:p>
         </w:tc>
@@ -3023,7 +2946,6 @@
                 <w:sz w:val="19"/>
                 <w:szCs w:val="19"/>
               </w:rPr>
-              <w:t xml:space="preserve"/>
             </w:r>
           </w:p>
         </w:tc>
@@ -3071,7 +2993,6 @@
                 <w:sz w:val="19"/>
                 <w:szCs w:val="19"/>
               </w:rPr>
-              <w:t xml:space="preserve"/>
             </w:r>
           </w:p>
         </w:tc>
@@ -3094,7 +3015,6 @@
                 <w:sz w:val="19"/>
                 <w:szCs w:val="19"/>
               </w:rPr>
-              <w:t xml:space="preserve"/>
             </w:r>
           </w:p>
         </w:tc>
@@ -3117,7 +3037,6 @@
                 <w:sz w:val="19"/>
                 <w:szCs w:val="19"/>
               </w:rPr>
-              <w:t xml:space="preserve"/>
             </w:r>
           </w:p>
         </w:tc>
@@ -3140,7 +3059,6 @@
                 <w:sz w:val="19"/>
                 <w:szCs w:val="19"/>
               </w:rPr>
-              <w:t xml:space="preserve"/>
             </w:r>
           </w:p>
         </w:tc>
@@ -3163,7 +3081,6 @@
                 <w:sz w:val="19"/>
                 <w:szCs w:val="19"/>
               </w:rPr>
-              <w:t xml:space="preserve"/>
             </w:r>
           </w:p>
         </w:tc>
@@ -3192,7 +3109,7 @@
     <w:p>
       <w:pPr>
         <w:pStyle w:val="Heading1"/>
-        <w:spacing w:after="160" w:before="320"/>
+        <w:spacing w:before="320" w:after="160"/>
       </w:pPr>
       <w:r>
         <w:rPr>
@@ -3373,7 +3290,7 @@
     <w:p>
       <w:pPr>
         <w:pStyle w:val="Heading1"/>
-        <w:spacing w:after="160" w:before="320"/>
+        <w:spacing w:before="320" w:after="160"/>
       </w:pPr>
       <w:r>
         <w:rPr>
@@ -3516,7 +3433,6 @@
                 <w:sz w:val="19"/>
                 <w:szCs w:val="19"/>
               </w:rPr>
-              <w:t xml:space="preserve"/>
             </w:r>
           </w:p>
         </w:tc>
@@ -3539,7 +3455,6 @@
                 <w:sz w:val="19"/>
                 <w:szCs w:val="19"/>
               </w:rPr>
-              <w:t xml:space="preserve"/>
             </w:r>
           </w:p>
         </w:tc>
@@ -3562,7 +3477,6 @@
                 <w:sz w:val="19"/>
                 <w:szCs w:val="19"/>
               </w:rPr>
-              <w:t xml:space="preserve"/>
             </w:r>
           </w:p>
         </w:tc>
@@ -3587,7 +3501,6 @@
                 <w:sz w:val="19"/>
                 <w:szCs w:val="19"/>
               </w:rPr>
-              <w:t xml:space="preserve"/>
             </w:r>
           </w:p>
         </w:tc>
@@ -3610,7 +3523,6 @@
                 <w:sz w:val="19"/>
                 <w:szCs w:val="19"/>
               </w:rPr>
-              <w:t xml:space="preserve"/>
             </w:r>
           </w:p>
         </w:tc>
@@ -3633,7 +3545,6 @@
                 <w:sz w:val="19"/>
                 <w:szCs w:val="19"/>
               </w:rPr>
-              <w:t xml:space="preserve"/>
             </w:r>
           </w:p>
         </w:tc>
@@ -3658,7 +3569,6 @@
                 <w:sz w:val="19"/>
                 <w:szCs w:val="19"/>
               </w:rPr>
-              <w:t xml:space="preserve"/>
             </w:r>
           </w:p>
         </w:tc>
@@ -3681,7 +3591,6 @@
                 <w:sz w:val="19"/>
                 <w:szCs w:val="19"/>
               </w:rPr>
-              <w:t xml:space="preserve"/>
             </w:r>
           </w:p>
         </w:tc>
@@ -3704,7 +3613,6 @@
                 <w:sz w:val="19"/>
                 <w:szCs w:val="19"/>
               </w:rPr>
-              <w:t xml:space="preserve"/>
             </w:r>
           </w:p>
         </w:tc>
@@ -3729,7 +3637,6 @@
                 <w:sz w:val="19"/>
                 <w:szCs w:val="19"/>
               </w:rPr>
-              <w:t xml:space="preserve"/>
             </w:r>
           </w:p>
         </w:tc>
@@ -3752,7 +3659,6 @@
                 <w:sz w:val="19"/>
                 <w:szCs w:val="19"/>
               </w:rPr>
-              <w:t xml:space="preserve"/>
             </w:r>
           </w:p>
         </w:tc>
@@ -3775,7 +3681,6 @@
                 <w:sz w:val="19"/>
                 <w:szCs w:val="19"/>
               </w:rPr>
-              <w:t xml:space="preserve"/>
             </w:r>
           </w:p>
         </w:tc>
@@ -3800,7 +3705,6 @@
                 <w:sz w:val="19"/>
                 <w:szCs w:val="19"/>
               </w:rPr>
-              <w:t xml:space="preserve"/>
             </w:r>
           </w:p>
         </w:tc>
@@ -3823,7 +3727,6 @@
                 <w:sz w:val="19"/>
                 <w:szCs w:val="19"/>
               </w:rPr>
-              <w:t xml:space="preserve"/>
             </w:r>
           </w:p>
         </w:tc>
@@ -3846,7 +3749,6 @@
                 <w:sz w:val="19"/>
                 <w:szCs w:val="19"/>
               </w:rPr>
-              <w:t xml:space="preserve"/>
             </w:r>
           </w:p>
         </w:tc>
@@ -3871,7 +3773,6 @@
                 <w:sz w:val="19"/>
                 <w:szCs w:val="19"/>
               </w:rPr>
-              <w:t xml:space="preserve"/>
             </w:r>
           </w:p>
         </w:tc>
@@ -3894,7 +3795,6 @@
                 <w:sz w:val="19"/>
                 <w:szCs w:val="19"/>
               </w:rPr>
-              <w:t xml:space="preserve"/>
             </w:r>
           </w:p>
         </w:tc>
@@ -3917,7 +3817,6 @@
                 <w:sz w:val="19"/>
                 <w:szCs w:val="19"/>
               </w:rPr>
-              <w:t xml:space="preserve"/>
             </w:r>
           </w:p>
         </w:tc>
@@ -3942,7 +3841,6 @@
                 <w:sz w:val="19"/>
                 <w:szCs w:val="19"/>
               </w:rPr>
-              <w:t xml:space="preserve"/>
             </w:r>
           </w:p>
         </w:tc>
@@ -3965,7 +3863,6 @@
                 <w:sz w:val="19"/>
                 <w:szCs w:val="19"/>
               </w:rPr>
-              <w:t xml:space="preserve"/>
             </w:r>
           </w:p>
         </w:tc>
@@ -3988,7 +3885,6 @@
                 <w:sz w:val="19"/>
                 <w:szCs w:val="19"/>
               </w:rPr>
-              <w:t xml:space="preserve"/>
             </w:r>
           </w:p>
         </w:tc>
@@ -4013,7 +3909,6 @@
                 <w:sz w:val="19"/>
                 <w:szCs w:val="19"/>
               </w:rPr>
-              <w:t xml:space="preserve"/>
             </w:r>
           </w:p>
         </w:tc>
@@ -4036,7 +3931,6 @@
                 <w:sz w:val="19"/>
                 <w:szCs w:val="19"/>
               </w:rPr>
-              <w:t xml:space="preserve"/>
             </w:r>
           </w:p>
         </w:tc>
@@ -4059,7 +3953,6 @@
                 <w:sz w:val="19"/>
                 <w:szCs w:val="19"/>
               </w:rPr>
-              <w:t xml:space="preserve"/>
             </w:r>
           </w:p>
         </w:tc>
@@ -4088,7 +3981,7 @@
     <w:p>
       <w:pPr>
         <w:pStyle w:val="Heading1"/>
-        <w:spacing w:after="160" w:before="320"/>
+        <w:spacing w:before="320" w:after="160"/>
       </w:pPr>
       <w:r>
         <w:rPr>
@@ -4259,7 +4152,6 @@
                 <w:sz w:val="19"/>
                 <w:szCs w:val="19"/>
               </w:rPr>
-              <w:t xml:space="preserve"/>
             </w:r>
           </w:p>
         </w:tc>
@@ -4282,7 +4174,6 @@
                 <w:sz w:val="19"/>
                 <w:szCs w:val="19"/>
               </w:rPr>
-              <w:t xml:space="preserve"/>
             </w:r>
           </w:p>
         </w:tc>
@@ -4305,7 +4196,6 @@
                 <w:sz w:val="19"/>
                 <w:szCs w:val="19"/>
               </w:rPr>
-              <w:t xml:space="preserve"/>
             </w:r>
           </w:p>
         </w:tc>
@@ -4328,7 +4218,6 @@
                 <w:sz w:val="19"/>
                 <w:szCs w:val="19"/>
               </w:rPr>
-              <w:t xml:space="preserve"/>
             </w:r>
           </w:p>
         </w:tc>
@@ -4353,7 +4242,6 @@
                 <w:sz w:val="19"/>
                 <w:szCs w:val="19"/>
               </w:rPr>
-              <w:t xml:space="preserve"/>
             </w:r>
           </w:p>
         </w:tc>
@@ -4376,7 +4264,6 @@
                 <w:sz w:val="19"/>
                 <w:szCs w:val="19"/>
               </w:rPr>
-              <w:t xml:space="preserve"/>
             </w:r>
           </w:p>
         </w:tc>
@@ -4399,7 +4286,6 @@
                 <w:sz w:val="19"/>
                 <w:szCs w:val="19"/>
               </w:rPr>
-              <w:t xml:space="preserve"/>
             </w:r>
           </w:p>
         </w:tc>
@@ -4422,7 +4308,6 @@
                 <w:sz w:val="19"/>
                 <w:szCs w:val="19"/>
               </w:rPr>
-              <w:t xml:space="preserve"/>
             </w:r>
           </w:p>
         </w:tc>
@@ -4447,7 +4332,6 @@
                 <w:sz w:val="19"/>
                 <w:szCs w:val="19"/>
               </w:rPr>
-              <w:t xml:space="preserve"/>
             </w:r>
           </w:p>
         </w:tc>
@@ -4470,7 +4354,6 @@
                 <w:sz w:val="19"/>
                 <w:szCs w:val="19"/>
               </w:rPr>
-              <w:t xml:space="preserve"/>
             </w:r>
           </w:p>
         </w:tc>
@@ -4493,7 +4376,6 @@
                 <w:sz w:val="19"/>
                 <w:szCs w:val="19"/>
               </w:rPr>
-              <w:t xml:space="preserve"/>
             </w:r>
           </w:p>
         </w:tc>
@@ -4516,7 +4398,6 @@
                 <w:sz w:val="19"/>
                 <w:szCs w:val="19"/>
               </w:rPr>
-              <w:t xml:space="preserve"/>
             </w:r>
           </w:p>
         </w:tc>
@@ -4541,7 +4422,6 @@
                 <w:sz w:val="19"/>
                 <w:szCs w:val="19"/>
               </w:rPr>
-              <w:t xml:space="preserve"/>
             </w:r>
           </w:p>
         </w:tc>
@@ -4564,7 +4444,6 @@
                 <w:sz w:val="19"/>
                 <w:szCs w:val="19"/>
               </w:rPr>
-              <w:t xml:space="preserve"/>
             </w:r>
           </w:p>
         </w:tc>
@@ -4587,7 +4466,6 @@
                 <w:sz w:val="19"/>
                 <w:szCs w:val="19"/>
               </w:rPr>
-              <w:t xml:space="preserve"/>
             </w:r>
           </w:p>
         </w:tc>
@@ -4610,7 +4488,6 @@
                 <w:sz w:val="19"/>
                 <w:szCs w:val="19"/>
               </w:rPr>
-              <w:t xml:space="preserve"/>
             </w:r>
           </w:p>
         </w:tc>
@@ -4635,7 +4512,6 @@
                 <w:sz w:val="19"/>
                 <w:szCs w:val="19"/>
               </w:rPr>
-              <w:t xml:space="preserve"/>
             </w:r>
           </w:p>
         </w:tc>
@@ -4658,7 +4534,6 @@
                 <w:sz w:val="19"/>
                 <w:szCs w:val="19"/>
               </w:rPr>
-              <w:t xml:space="preserve"/>
             </w:r>
           </w:p>
         </w:tc>
@@ -4681,7 +4556,6 @@
                 <w:sz w:val="19"/>
                 <w:szCs w:val="19"/>
               </w:rPr>
-              <w:t xml:space="preserve"/>
             </w:r>
           </w:p>
         </w:tc>
@@ -4704,7 +4578,6 @@
                 <w:sz w:val="19"/>
                 <w:szCs w:val="19"/>
               </w:rPr>
-              <w:t xml:space="preserve"/>
             </w:r>
           </w:p>
         </w:tc>
@@ -4729,7 +4602,6 @@
                 <w:sz w:val="19"/>
                 <w:szCs w:val="19"/>
               </w:rPr>
-              <w:t xml:space="preserve"/>
             </w:r>
           </w:p>
         </w:tc>
@@ -4752,7 +4624,6 @@
                 <w:sz w:val="19"/>
                 <w:szCs w:val="19"/>
               </w:rPr>
-              <w:t xml:space="preserve"/>
             </w:r>
           </w:p>
         </w:tc>
@@ -4775,7 +4646,6 @@
                 <w:sz w:val="19"/>
                 <w:szCs w:val="19"/>
               </w:rPr>
-              <w:t xml:space="preserve"/>
             </w:r>
           </w:p>
         </w:tc>
@@ -4798,7 +4668,6 @@
                 <w:sz w:val="19"/>
                 <w:szCs w:val="19"/>
               </w:rPr>
-              <w:t xml:space="preserve"/>
             </w:r>
           </w:p>
         </w:tc>
@@ -4831,43 +4700,6 @@
 
 <file path=word/comments.xml><?xml version="1.0" encoding="utf-8"?>
 <w:comments xmlns:cx="http://schemas.microsoft.com/office/drawing/2014/chartex" xmlns:cx1="http://schemas.microsoft.com/office/drawing/2015/9/8/chartex" xmlns:cx2="http://schemas.microsoft.com/office/drawing/2015/10/21/chartex" xmlns:cx3="http://schemas.microsoft.com/office/drawing/2016/5/9/chartex" xmlns:cx4="http://schemas.microsoft.com/office/drawing/2016/5/10/chartex" xmlns:cx5="http://schemas.microsoft.com/office/drawing/2016/5/11/chartex" xmlns:cx6="http://schemas.microsoft.com/office/drawing/2016/5/12/chartex" xmlns:cx7="http://schemas.microsoft.com/office/drawing/2016/5/13/chartex" xmlns:cx8="http://schemas.microsoft.com/office/drawing/2016/5/14/chartex" xmlns:mc="http://schemas.openxmlformats.org/markup-compatibility/2006" xmlns:aink="http://schemas.microsoft.com/office/drawing/2016/ink" xmlns:am3d="http://schemas.microsoft.com/office/drawing/2017/model3d" xmlns:o="urn:schemas-microsoft-com:office:office" xmlns:r="http://schemas.openxmlformats.org/officeDocument/2006/relationships" xmlns:m="http://schemas.openxmlformats.org/officeDocument/2006/math" xmlns:v="urn:schemas-microsoft-com:vml" xmlns:wp14="http://schemas.microsoft.com/office/word/2010/wordprocessingDrawing" xmlns:wp="http://schemas.openxmlformats.org/drawingml/2006/wordprocessingDrawing" xmlns:w10="urn:schemas-microsoft-com:office:word" xmlns:w="http://schemas.openxmlformats.org/wordprocessingml/2006/main" xmlns:w14="http://schemas.microsoft.com/office/word/2010/wordml" xmlns:w15="http://schemas.microsoft.com/office/word/2012/wordml" xmlns:w16cex="http://schemas.microsoft.com/office/word/2018/wordml/cex" xmlns:w16cid="http://schemas.microsoft.com/office/word/2016/wordml/cid" xmlns:w16="http://schemas.microsoft.com/office/word/2018/wordml" xmlns:w16sdtdh="http://schemas.microsoft.com/office/word/2020/wordml/sdtdatahash" xmlns:w16se="http://schemas.microsoft.com/office/word/2015/wordml/symex" xmlns:wpg="http://schemas.microsoft.com/office/word/2010/wordprocessingGroup" xmlns:wpi="http://schemas.microsoft.com/office/word/2010/wordprocessingInk" xmlns:wne="http://schemas.microsoft.com/office/word/2006/wordml" xmlns:wps="http://schemas.microsoft.com/office/word/2010/wordprocessingShape"/>
-</file>
-
-<file path=word/endnotes.xml><?xml version="1.0" encoding="utf-8"?>
-<w:endnotes xmlns:wpc="http://schemas.microsoft.com/office/word/2010/wordprocessingCanvas" xmlns:mc="http://schemas.openxmlformats.org/markup-compatibility/2006" xmlns:o="urn:schemas-microsoft-com:office:office" xmlns:r="http://schemas.openxmlformats.org/officeDocument/2006/relationships" xmlns:m="http://schemas.openxmlformats.org/officeDocument/2006/math" xmlns:v="urn:schemas-microsoft-com:vml" xmlns:wp14="http://schemas.microsoft.com/office/word/2010/wordprocessingDrawing" xmlns:wp="http://schemas.openxmlformats.org/drawingml/2006/wordprocessingDrawing" xmlns:w10="urn:schemas-microsoft-com:office:word" xmlns:w="http://schemas.openxmlformats.org/wordprocessingml/2006/main" xmlns:w14="http://schemas.microsoft.com/office/word/2010/wordml" xmlns:w15="http://schemas.microsoft.com/office/word/2012/wordml" xmlns:wpg="http://schemas.microsoft.com/office/word/2010/wordprocessingGroup" xmlns:wpi="http://schemas.microsoft.com/office/word/2010/wordprocessingInk" xmlns:wne="http://schemas.microsoft.com/office/word/2006/wordml" xmlns:wps="http://schemas.microsoft.com/office/word/2010/wordprocessingShape" mc:Ignorable="w14 w15 wp14">
-  <w:endnote w:type="separator" w:id="-1">
-    <w:p>
-      <w:pPr>
-        <w:spacing w:after="0" w:line="240" w:lineRule="auto"/>
-      </w:pPr>
-      <w:r>
-        <w:rPr>
-          <w:rStyle w:val="EndnoteReference"/>
-        </w:rPr>
-        <w:endnoteRef/>
-      </w:r>
-      <w:r>
-        <w:separator/>
-      </w:r>
-    </w:p>
-  </w:endnote>
-  <w:endnote w:type="continuationSeparator" w:id="0">
-    <w:p>
-      <w:pPr>
-        <w:spacing w:after="0" w:line="240" w:lineRule="auto"/>
-      </w:pPr>
-      <w:r>
-        <w:rPr>
-          <w:rStyle w:val="EndnoteReference"/>
-        </w:rPr>
-        <w:endnoteRef/>
-      </w:r>
-      <w:r>
-        <w:continuationSeparator/>
-      </w:r>
-    </w:p>
-  </w:endnote>
-</w:endnotes>
 </file>
 
 <file path=word/footnotes.xml><?xml version="1.0" encoding="utf-8"?>
@@ -5007,9 +4839,9 @@
   <w:docDefaults>
     <w:rPrDefault>
       <w:rPr>
-        <w:rFonts w:ascii="Calibri" w:cs="Calibri" w:eastAsia="Calibri" w:hAnsi="Calibri"/>
         <w:sz w:val="21"/>
         <w:szCs w:val="21"/>
+        <w:rFonts w:ascii="Calibri" w:cs="Calibri" w:eastAsia="Calibri" w:hAnsi="Calibri"/>
       </w:rPr>
     </w:rPrDefault>
     <w:pPrDefault/>
@@ -5107,8 +4939,8 @@
     <w:uiPriority w:val="99"/>
     <w:unhideWhenUsed/>
     <w:rPr>
+      <w:u w:val="single"/>
       <w:color w:val="0563C1"/>
-      <w:u w:val="single"/>
     </w:rPr>
   </w:style>
   <w:style w:type="character" w:styleId="FootnoteReference">
@@ -5148,42 +4980,5 @@
       <w:szCs w:val="20"/>
     </w:rPr>
   </w:style>
-  <w:style w:type="character" w:styleId="EndnoteReference">
-    <w:name w:val="endnote reference"/>
-    <w:basedOn w:val="DefaultParagraphFont"/>
-    <w:uiPriority w:val="99"/>
-    <w:semiHidden/>
-    <w:unhideWhenUsed/>
-    <w:rPr>
-      <w:vertAlign w:val="superscript"/>
-    </w:rPr>
-  </w:style>
-  <w:style w:type="paragraph" w:styleId="EndnoteText">
-    <w:name w:val="endnote text"/>
-    <w:basedOn w:val="Normal"/>
-    <w:link w:val="EndnoteTextChar"/>
-    <w:uiPriority w:val="99"/>
-    <w:semiHidden/>
-    <w:unhideWhenUsed/>
-    <w:pPr>
-      <w:spacing w:after="0" w:line="240" w:lineRule="auto"/>
-    </w:pPr>
-    <w:rPr>
-      <w:sz w:val="20"/>
-      <w:szCs w:val="20"/>
-    </w:rPr>
-  </w:style>
-  <w:style w:type="character" w:styleId="EndnoteTextChar">
-    <w:name w:val="Endnote Text Char"/>
-    <w:basedOn w:val="DefaultParagraphFont"/>
-    <w:link w:val="EndnoteText"/>
-    <w:uiPriority w:val="99"/>
-    <w:semiHidden/>
-    <w:unhideWhenUsed/>
-    <w:rPr>
-      <w:sz w:val="20"/>
-      <w:szCs w:val="20"/>
-    </w:rPr>
-  </w:style>
 </w:styles>
 </file>
--- a/tuntitutka/downloads/nayton-dokumentointipohjat.docx
+++ b/tuntitutka/downloads/nayton-dokumentointipohjat.docx
@@ -3098,7 +3098,7 @@
           <w:sz w:val="21"/>
           <w:szCs w:val="21"/>
         </w:rPr>
-        <w:t xml:space="preserve">Luokat: T01–T05 normaali käyttö · T06–T10 rajat · loput virhetilanteet. Kirjoita odotus ennen testiajoa.</w:t>
+        <w:t xml:space="preserve">Merkitse jokaiselle testitapaukselle luokka: normaali käyttö, raja tai virhetilanne. Kirjoita odotus ennen testiajoa.</w:t>
       </w:r>
     </w:p>
     <w:p>

--- a/tuntitutka/downloads/nayton-dokumentointipohjat.docx
+++ b/tuntitutka/downloads/nayton-dokumentointipohjat.docx
@@ -763,7 +763,7 @@
           <w:sz w:val="21"/>
           <w:szCs w:val="21"/>
         </w:rPr>
-        <w:t xml:space="preserve">Keskustelukumppani, rooli ja pvm:</w:t>
+        <w:t xml:space="preserve">Keskustelukumppanin rooli (ei nimeä) ja pvm:</w:t>
       </w:r>
     </w:p>
     <w:p>
@@ -887,7 +887,7 @@
                 <w:sz w:val="19"/>
                 <w:szCs w:val="19"/>
               </w:rPr>
-              <w:t xml:space="preserve">Osallistujat ja roolit</w:t>
+              <w:t xml:space="preserve">Osallistujien roolit (ei nimiä)</w:t>
             </w:r>
           </w:p>
         </w:tc>
@@ -937,7 +937,7 @@
                 <w:sz w:val="19"/>
                 <w:szCs w:val="19"/>
               </w:rPr>
-              <w:t xml:space="preserve">Testaajan alkuperäinen havainto (hänen sanoillaan)</w:t>
+              <w:t xml:space="preserve">Testaajan havainto hänen sanoillaan (merkitse rooli, ei nimeä)</w:t>
             </w:r>
           </w:p>
         </w:tc>
@@ -1127,7 +1127,7 @@
           <w:sz w:val="21"/>
           <w:szCs w:val="21"/>
         </w:rPr>
-        <w:t xml:space="preserve">Erota aina testaajan sanat omasta tulkinnastasi.</w:t>
+        <w:t xml:space="preserve">Erota aina testaajan sanat omasta tulkinnastasi. Julkiseen repositoryyn kirjataan henkilöistä vain rooli; nimet ohjaajalle Teamsissa tarvittaessa.</w:t>
       </w:r>
     </w:p>
     <w:p>
@@ -2971,6 +2971,141 @@
                 <w:szCs w:val="19"/>
               </w:rPr>
               <w:t xml:space="preserve">T13</w:t>
+            </w:r>
+          </w:p>
+        </w:tc>
+        <w:tc>
+          <w:tcPr>
+            <w:tcW w:type="dxa" w:w="2120"/>
+            <w:tcMar>
+              <w:top w:type="dxa" w:w="60"/>
+              <w:left w:type="dxa" w:w="100"/>
+              <w:bottom w:type="dxa" w:w="60"/>
+              <w:right w:type="dxa" w:w="100"/>
+            </w:tcMar>
+          </w:tcPr>
+          <w:p>
+            <w:pPr>
+              <w:spacing w:after="0"/>
+            </w:pPr>
+            <w:r>
+              <w:rPr>
+                <w:sz w:val="19"/>
+                <w:szCs w:val="19"/>
+              </w:rPr>
+            </w:r>
+          </w:p>
+        </w:tc>
+        <w:tc>
+          <w:tcPr>
+            <w:tcW w:type="dxa" w:w="2410"/>
+            <w:tcMar>
+              <w:top w:type="dxa" w:w="60"/>
+              <w:left w:type="dxa" w:w="100"/>
+              <w:bottom w:type="dxa" w:w="60"/>
+              <w:right w:type="dxa" w:w="100"/>
+            </w:tcMar>
+          </w:tcPr>
+          <w:p>
+            <w:pPr>
+              <w:spacing w:after="0"/>
+            </w:pPr>
+            <w:r>
+              <w:rPr>
+                <w:sz w:val="19"/>
+                <w:szCs w:val="19"/>
+              </w:rPr>
+            </w:r>
+          </w:p>
+        </w:tc>
+        <w:tc>
+          <w:tcPr>
+            <w:tcW w:type="dxa" w:w="2120"/>
+            <w:tcMar>
+              <w:top w:type="dxa" w:w="60"/>
+              <w:left w:type="dxa" w:w="100"/>
+              <w:bottom w:type="dxa" w:w="60"/>
+              <w:right w:type="dxa" w:w="100"/>
+            </w:tcMar>
+          </w:tcPr>
+          <w:p>
+            <w:pPr>
+              <w:spacing w:after="0"/>
+            </w:pPr>
+            <w:r>
+              <w:rPr>
+                <w:sz w:val="19"/>
+                <w:szCs w:val="19"/>
+              </w:rPr>
+            </w:r>
+          </w:p>
+        </w:tc>
+        <w:tc>
+          <w:tcPr>
+            <w:tcW w:type="dxa" w:w="1638"/>
+            <w:tcMar>
+              <w:top w:type="dxa" w:w="60"/>
+              <w:left w:type="dxa" w:w="100"/>
+              <w:bottom w:type="dxa" w:w="60"/>
+              <w:right w:type="dxa" w:w="100"/>
+            </w:tcMar>
+          </w:tcPr>
+          <w:p>
+            <w:pPr>
+              <w:spacing w:after="0"/>
+            </w:pPr>
+            <w:r>
+              <w:rPr>
+                <w:sz w:val="19"/>
+                <w:szCs w:val="19"/>
+              </w:rPr>
+            </w:r>
+          </w:p>
+        </w:tc>
+        <w:tc>
+          <w:tcPr>
+            <w:tcW w:type="dxa" w:w="675"/>
+            <w:tcMar>
+              <w:top w:type="dxa" w:w="60"/>
+              <w:left w:type="dxa" w:w="100"/>
+              <w:bottom w:type="dxa" w:w="60"/>
+              <w:right w:type="dxa" w:w="100"/>
+            </w:tcMar>
+          </w:tcPr>
+          <w:p>
+            <w:pPr>
+              <w:spacing w:after="0"/>
+            </w:pPr>
+            <w:r>
+              <w:rPr>
+                <w:sz w:val="19"/>
+                <w:szCs w:val="19"/>
+              </w:rPr>
+            </w:r>
+          </w:p>
+        </w:tc>
+      </w:tr>
+      <w:tr>
+        <w:tc>
+          <w:tcPr>
+            <w:tcW w:type="dxa" w:w="675"/>
+            <w:tcMar>
+              <w:top w:type="dxa" w:w="60"/>
+              <w:left w:type="dxa" w:w="100"/>
+              <w:bottom w:type="dxa" w:w="60"/>
+              <w:right w:type="dxa" w:w="100"/>
+            </w:tcMar>
+          </w:tcPr>
+          <w:p>
+            <w:pPr>
+              <w:spacing w:after="0"/>
+            </w:pPr>
+            <w:r>
+              <w:rPr>
+                <w:sz w:val="19"/>
+                <w:szCs w:val="19"/>
+              </w:rPr>
+              <w:t xml:space="preserve">T14</w:t>
             </w:r>
           </w:p>
         </w:tc>
